--- a/知识点整理/复习8.docx
+++ b/知识点整理/复习8.docx
@@ -223,6 +223,7 @@
     <w:p>
       <w:pPr>
         <w:numPr>
+          <w:ilvl w:val="0"/>
           <w:numId w:val="0"/>
         </w:numPr>
         <w:rPr>
@@ -256,6 +257,7 @@
     <w:p>
       <w:pPr>
         <w:numPr>
+          <w:ilvl w:val="0"/>
           <w:numId w:val="0"/>
         </w:numPr>
         <w:rPr>
@@ -282,6 +284,7 @@
     <w:p>
       <w:pPr>
         <w:numPr>
+          <w:ilvl w:val="0"/>
           <w:numId w:val="0"/>
         </w:numPr>
         <w:rPr>
@@ -329,6 +332,7 @@
       <w:pPr>
         <w:widowControl w:val="0"/>
         <w:numPr>
+          <w:ilvl w:val="0"/>
           <w:numId w:val="0"/>
         </w:numPr>
         <w:jc w:val="both"/>
@@ -357,6 +361,7 @@
       <w:pPr>
         <w:widowControl w:val="0"/>
         <w:numPr>
+          <w:ilvl w:val="0"/>
           <w:numId w:val="0"/>
         </w:numPr>
         <w:jc w:val="both"/>
@@ -385,6 +390,7 @@
       <w:pPr>
         <w:widowControl w:val="0"/>
         <w:numPr>
+          <w:ilvl w:val="0"/>
           <w:numId w:val="0"/>
         </w:numPr>
         <w:jc w:val="both"/>
@@ -406,7 +412,21 @@
           <w:rFonts w:hint="default"/>
           <w:lang w:val="en-US" w:eastAsia="zh-CN"/>
         </w:rPr>
-        <w:t xml:space="preserve"> : It is often cheaper to scrap it and restart than to keep going with the wrong tech.</w:t>
+        <w:t xml:space="preserve"> : It is often cheaper to scrap</w:t>
+      </w:r>
+      <w:r>
+        <w:rPr>
+          <w:rFonts w:hint="eastAsia"/>
+          <w:lang w:val="en-US" w:eastAsia="zh-CN"/>
+        </w:rPr>
+        <w:t>取消</w:t>
+      </w:r>
+      <w:r>
+        <w:rPr>
+          <w:rFonts w:hint="default"/>
+          <w:lang w:val="en-US" w:eastAsia="zh-CN"/>
+        </w:rPr>
+        <w:t xml:space="preserve"> it and restart than to keep going with the wrong tech.</w:t>
       </w:r>
     </w:p>
     <w:p>
@@ -435,6 +455,7 @@
       <w:pPr>
         <w:widowControl w:val="0"/>
         <w:numPr>
+          <w:ilvl w:val="0"/>
           <w:numId w:val="0"/>
         </w:numPr>
         <w:jc w:val="both"/>
@@ -463,6 +484,7 @@
       <w:pPr>
         <w:widowControl w:val="0"/>
         <w:numPr>
+          <w:ilvl w:val="0"/>
           <w:numId w:val="0"/>
         </w:numPr>
         <w:jc w:val="both"/>
@@ -616,48 +638,58 @@
         </w:rPr>
         <w:t>When Problem Surface, Ask :</w:t>
       </w:r>
+    </w:p>
+    <w:p>
+      <w:pPr>
+        <w:numPr>
+          <w:ilvl w:val="0"/>
+          <w:numId w:val="0"/>
+        </w:numPr>
+        <w:rPr>
+          <w:rFonts w:hint="default"/>
+          <w:lang w:val="en-US" w:eastAsia="zh-CN"/>
+        </w:rPr>
+      </w:pPr>
+      <w:r>
+        <w:rPr>
+          <w:rFonts w:hint="default"/>
+          <w:lang w:val="en-US" w:eastAsia="zh-CN"/>
+        </w:rPr>
+        <w:t>Is feasibility clear?</w:t>
+      </w:r>
+    </w:p>
+    <w:p>
+      <w:pPr>
+        <w:numPr>
+          <w:ilvl w:val="0"/>
+          <w:numId w:val="0"/>
+        </w:numPr>
+        <w:rPr>
+          <w:rFonts w:hint="default"/>
+          <w:lang w:val="en-US" w:eastAsia="zh-CN"/>
+        </w:rPr>
+      </w:pPr>
+      <w:r>
+        <w:rPr>
+          <w:rFonts w:hint="default"/>
+          <w:lang w:val="en-US" w:eastAsia="zh-CN"/>
+        </w:rPr>
+        <w:t>Is the team competent?</w:t>
+      </w:r>
+      <w:r>
+        <w:rPr>
+          <w:rFonts w:hint="eastAsia"/>
+          <w:lang w:val="en-US" w:eastAsia="zh-CN"/>
+        </w:rPr>
+        <w:t>团队能力如何？</w:t>
+      </w:r>
       <w:bookmarkStart w:id="0" w:name="_GoBack"/>
       <w:bookmarkEnd w:id="0"/>
     </w:p>
     <w:p>
       <w:pPr>
         <w:numPr>
-          <w:numId w:val="0"/>
-        </w:numPr>
-        <w:rPr>
-          <w:rFonts w:hint="default"/>
-          <w:lang w:val="en-US" w:eastAsia="zh-CN"/>
-        </w:rPr>
-      </w:pPr>
-      <w:r>
-        <w:rPr>
-          <w:rFonts w:hint="default"/>
-          <w:lang w:val="en-US" w:eastAsia="zh-CN"/>
-        </w:rPr>
-        <w:t>Is feasibility clear?</w:t>
-      </w:r>
-    </w:p>
-    <w:p>
-      <w:pPr>
-        <w:numPr>
-          <w:numId w:val="0"/>
-        </w:numPr>
-        <w:rPr>
-          <w:rFonts w:hint="default"/>
-          <w:lang w:val="en-US" w:eastAsia="zh-CN"/>
-        </w:rPr>
-      </w:pPr>
-      <w:r>
-        <w:rPr>
-          <w:rFonts w:hint="default"/>
-          <w:lang w:val="en-US" w:eastAsia="zh-CN"/>
-        </w:rPr>
-        <w:t>Is the team competent?</w:t>
-      </w:r>
-    </w:p>
-    <w:p>
-      <w:pPr>
-        <w:numPr>
+          <w:ilvl w:val="0"/>
           <w:numId w:val="0"/>
         </w:numPr>
         <w:rPr>
@@ -676,6 +708,7 @@
     <w:p>
       <w:pPr>
         <w:numPr>
+          <w:ilvl w:val="0"/>
           <w:numId w:val="0"/>
         </w:numPr>
         <w:rPr>
@@ -694,6 +727,7 @@
     <w:p>
       <w:pPr>
         <w:numPr>
+          <w:ilvl w:val="0"/>
           <w:numId w:val="0"/>
         </w:numPr>
         <w:rPr>
@@ -714,6 +748,7 @@
       <w:pPr>
         <w:widowControl w:val="0"/>
         <w:numPr>
+          <w:ilvl w:val="0"/>
           <w:numId w:val="0"/>
         </w:numPr>
         <w:jc w:val="both"/>
@@ -726,17 +761,19 @@
     <w:p>
       <w:pPr>
         <w:numPr>
-          <w:numId w:val="0"/>
-        </w:numPr>
-        <w:rPr>
-          <w:rFonts w:hint="default"/>
-          <w:lang w:val="en-US" w:eastAsia="zh-CN"/>
-        </w:rPr>
-      </w:pPr>
-    </w:p>
-    <w:p>
-      <w:pPr>
-        <w:numPr>
+          <w:ilvl w:val="0"/>
+          <w:numId w:val="0"/>
+        </w:numPr>
+        <w:rPr>
+          <w:rFonts w:hint="default"/>
+          <w:lang w:val="en-US" w:eastAsia="zh-CN"/>
+        </w:rPr>
+      </w:pPr>
+    </w:p>
+    <w:p>
+      <w:pPr>
+        <w:numPr>
+          <w:ilvl w:val="0"/>
           <w:numId w:val="0"/>
         </w:numPr>
         <w:rPr>
@@ -749,6 +786,7 @@
       <w:pPr>
         <w:widowControl w:val="0"/>
         <w:numPr>
+          <w:ilvl w:val="0"/>
           <w:numId w:val="0"/>
         </w:numPr>
         <w:jc w:val="both"/>
@@ -761,6 +799,7 @@
     <w:p>
       <w:pPr>
         <w:numPr>
+          <w:ilvl w:val="0"/>
           <w:numId w:val="0"/>
         </w:numPr>
         <w:rPr>
